--- a/data/templates/Motion_for_Bond_Reduction.docx
+++ b/data/templates/Motion_for_Bond_Reduction.docx
@@ -810,7 +810,7 @@
         <w:t>{{attorney_name}}</w:t>
         <w:tab/>
         <w:tab/>
-        <w:t>#{{attorney_bar}}</w:t>
+        <w:t>{{attorney_bar}}</w:t>
       </w:r>
     </w:p>
     <w:p>

--- a/data/templates/Motion_for_Bond_Reduction.docx
+++ b/data/templates/Motion_for_Bond_Reduction.docx
@@ -934,7 +934,7 @@
         <w:tab/>
         <w:tab/>
         <w:tab/>
-        <w:t>Facsimile: {{firm_fax}}</w:t>
+        <w:t/>
       </w:r>
     </w:p>
     <w:p>
